--- a/docs/superpowers/specs/2026-05-31-build-strategy/lumen-revision-clinica-especialista.docx
+++ b/docs/superpowers/specs/2026-05-31-build-strategy/lumen-revision-clinica-especialista.docx
@@ -34,7 +34,7 @@
           <w:color w:val="8A6F5E"/>
           <w:sz w:val="26"/>
         </w:rPr>
-        <w:t>Quince decisiones médicas que necesitan su validación antes de incorporarse a la aplicación</w:t>
+        <w:t>Dieciséis decisiones médicas que necesitan su validación antes de incorporarse a la aplicación</w:t>
       </w:r>
     </w:p>
     <w:tbl>
@@ -188,7 +188,7 @@
                 <w:b w:val="0"/>
                 <w:sz w:val="20"/>
               </w:rPr>
-              <w:t>20 de agosto de 2026</w:t>
+              <w:t>21 de agosto de 2026</w:t>
             </w:r>
           </w:p>
         </w:tc>
@@ -234,7 +234,7 @@
                 <w:b w:val="0"/>
                 <w:sz w:val="20"/>
               </w:rPr>
-              <w:t>1.0 (primera ronda de revisión)</w:t>
+              <w:t>1.1 (primera ronda; el punto C-16 se añadió el 21 de agosto de 2026)</w:t>
             </w:r>
           </w:p>
         </w:tc>
@@ -280,7 +280,7 @@
                 <w:b w:val="0"/>
                 <w:sz w:val="20"/>
               </w:rPr>
-              <w:t xml:space="preserve">Todas las decisiones de este documento son </w:t>
+              <w:t xml:space="preserve">Las decisiones de este documento son </w:t>
             </w:r>
             <w:r>
               <w:rPr>
@@ -308,7 +308,14 @@
                 <w:b w:val="0"/>
                 <w:sz w:val="20"/>
               </w:rPr>
-              <w:t xml:space="preserve"> Solo se incorporará a la aplicación lo que usted apruebe.</w:t>
+              <w:t xml:space="preserve"> Solo se incorporará a la aplicación lo que usted apruebe. </w:t>
+            </w:r>
+            <w:r>
+              <w:rPr>
+                <w:b/>
+                <w:sz w:val="20"/>
+              </w:rPr>
+              <w:t>El punto C-16 es la excepción: no lleva decisión provisional, porque Carolina prefirió no inventar una respuesta a una pregunta clínica.</w:t>
             </w:r>
           </w:p>
         </w:tc>
@@ -413,7 +420,7 @@
         <w:rPr>
           <w:b/>
         </w:rPr>
-        <w:t>quince puntos</w:t>
+        <w:t>dieciséis puntos</w:t>
       </w:r>
       <w:r>
         <w:rPr>
@@ -10430,7 +10437,7 @@
           <w:color w:val="8A6F5E"/>
           <w:sz w:val="21"/>
         </w:rPr>
-        <w:t>Estos cuatro puntos definen a quién va dirigida la aplicación y qué pasa cuando no hay menstruación, la lista de medicamentos, el vocabulario de estadios, cirugías y síntomas, y —el más importante— los avisos de seguridad ante síntomas de alarma.</w:t>
+        <w:t>Estos cinco puntos definen a quién va dirigida la aplicación y qué pasa cuando no hay menstruación, la lista de medicamentos, el vocabulario de estadios, cirugías y síntomas, y —el más importante— los avisos de seguridad ante síntomas de alarma, y el mapa corporal.</w:t>
       </w:r>
     </w:p>
     <w:p>
@@ -15111,6 +15118,703 @@
                 <w:sz w:val="21"/>
               </w:rPr>
               <w:t xml:space="preserve"> le parece lo bastante clara y prudente: ni alarmista ni tranquilizadora en exceso?</w:t>
+            </w:r>
+          </w:p>
+        </w:tc>
+      </w:tr>
+      <w:tr>
+        <w:trPr>
+          <w:cantSplit w:val="true"/>
+        </w:trPr>
+        <w:tc>
+          <w:tcPr>
+            <w:tcW w:type="dxa" w:w="9354"/>
+            <w:tcMar>
+              <w:top w:w="100" w:type="dxa"/>
+              <w:bottom w:w="100" w:type="dxa"/>
+              <w:start w:w="180" w:type="dxa"/>
+              <w:end w:w="180" w:type="dxa"/>
+            </w:tcMar>
+            <w:shd w:val="clear" w:color="auto" w:fill="FAF6EF"/>
+          </w:tcPr>
+          <w:p>
+            <w:pPr>
+              <w:keepNext/>
+              <w:spacing w:after="0"/>
+            </w:pPr>
+            <w:r/>
+            <w:r>
+              <w:rPr>
+                <w:b/>
+                <w:color w:val="C25A36"/>
+                <w:sz w:val="18"/>
+              </w:rPr>
+              <w:t xml:space="preserve">SU RESPUESTA   </w:t>
+            </w:r>
+            <w:r>
+              <w:rPr>
+                <w:rFonts w:ascii="Segoe UI Symbol" w:hAnsi="Segoe UI Symbol" w:eastAsia="Segoe UI Symbol"/>
+                <w:sz w:val="24"/>
+              </w:rPr>
+              <w:t xml:space="preserve">☐ </w:t>
+            </w:r>
+            <w:r>
+              <w:rPr>
+                <w:sz w:val="21"/>
+              </w:rPr>
+              <w:t xml:space="preserve">De acuerdo     </w:t>
+            </w:r>
+            <w:r>
+              <w:rPr>
+                <w:rFonts w:ascii="Segoe UI Symbol" w:hAnsi="Segoe UI Symbol" w:eastAsia="Segoe UI Symbol"/>
+                <w:sz w:val="24"/>
+              </w:rPr>
+              <w:t xml:space="preserve">☐ </w:t>
+            </w:r>
+            <w:r>
+              <w:rPr>
+                <w:sz w:val="21"/>
+              </w:rPr>
+              <w:t xml:space="preserve">Modificar     </w:t>
+            </w:r>
+            <w:r>
+              <w:rPr>
+                <w:rFonts w:ascii="Segoe UI Symbol" w:hAnsi="Segoe UI Symbol" w:eastAsia="Segoe UI Symbol"/>
+                <w:sz w:val="24"/>
+              </w:rPr>
+              <w:t xml:space="preserve">☐ </w:t>
+            </w:r>
+            <w:r>
+              <w:rPr>
+                <w:sz w:val="21"/>
+              </w:rPr>
+              <w:t xml:space="preserve">No estoy de acuerdo     </w:t>
+            </w:r>
+          </w:p>
+        </w:tc>
+      </w:tr>
+      <w:tr>
+        <w:trPr>
+          <w:cantSplit w:val="true"/>
+        </w:trPr>
+        <w:tc>
+          <w:tcPr>
+            <w:tcW w:type="dxa" w:w="9354"/>
+            <w:tcMar>
+              <w:top w:w="100" w:type="dxa"/>
+              <w:bottom w:w="100" w:type="dxa"/>
+              <w:start w:w="180" w:type="dxa"/>
+              <w:end w:w="180" w:type="dxa"/>
+            </w:tcMar>
+          </w:tcPr>
+          <w:p>
+            <w:pPr>
+              <w:keepNext/>
+              <w:spacing w:after="40"/>
+            </w:pPr>
+            <w:r/>
+            <w:r>
+              <w:rPr>
+                <w:b/>
+                <w:sz w:val="19"/>
+              </w:rPr>
+              <w:t>Comentario, valor o redacción que propone (y la fuente, si la tiene):</w:t>
+            </w:r>
+          </w:p>
+          <w:p>
+            <w:pPr>
+              <w:keepNext/>
+              <w:spacing w:after="0" w:before="160"/>
+            </w:pPr>
+            <w:r>
+              <w:rPr>
+                <w:color w:val="B0A498"/>
+                <w:sz w:val="18"/>
+              </w:rPr>
+              <w:t>____________________________________________________________________________________________</w:t>
+            </w:r>
+          </w:p>
+          <w:p>
+            <w:pPr>
+              <w:keepNext/>
+              <w:spacing w:after="0" w:before="160"/>
+            </w:pPr>
+            <w:r>
+              <w:rPr>
+                <w:color w:val="B0A498"/>
+                <w:sz w:val="18"/>
+              </w:rPr>
+              <w:t>____________________________________________________________________________________________</w:t>
+            </w:r>
+          </w:p>
+          <w:p>
+            <w:pPr>
+              <w:keepNext/>
+              <w:spacing w:after="0" w:before="160"/>
+            </w:pPr>
+            <w:r>
+              <w:rPr>
+                <w:color w:val="B0A498"/>
+                <w:sz w:val="18"/>
+              </w:rPr>
+              <w:t>____________________________________________________________________________________________</w:t>
+            </w:r>
+          </w:p>
+        </w:tc>
+      </w:tr>
+      <w:tr>
+        <w:trPr>
+          <w:cantSplit w:val="true"/>
+        </w:trPr>
+        <w:tc>
+          <w:tcPr>
+            <w:tcW w:type="dxa" w:w="9354"/>
+            <w:tcMar>
+              <w:top w:w="100" w:type="dxa"/>
+              <w:bottom w:w="100" w:type="dxa"/>
+              <w:start w:w="180" w:type="dxa"/>
+              <w:end w:w="180" w:type="dxa"/>
+            </w:tcMar>
+            <w:shd w:val="clear" w:color="auto" w:fill="FAF6EF"/>
+          </w:tcPr>
+          <w:p>
+            <w:pPr>
+              <w:spacing w:after="0"/>
+            </w:pPr>
+            <w:r/>
+            <w:r>
+              <w:rPr>
+                <w:b/>
+                <w:sz w:val="19"/>
+              </w:rPr>
+              <w:t>Nombre y firma:</w:t>
+            </w:r>
+            <w:r>
+              <w:rPr>
+                <w:b w:val="0"/>
+                <w:sz w:val="19"/>
+              </w:rPr>
+              <w:t xml:space="preserve"> ______________________________________      </w:t>
+            </w:r>
+            <w:r>
+              <w:rPr>
+                <w:b/>
+                <w:sz w:val="19"/>
+              </w:rPr>
+              <w:t>Fecha:</w:t>
+            </w:r>
+            <w:r>
+              <w:rPr>
+                <w:b w:val="0"/>
+                <w:sz w:val="19"/>
+              </w:rPr>
+              <w:t xml:space="preserve"> ____ / ____ / ________</w:t>
+            </w:r>
+          </w:p>
+        </w:tc>
+      </w:tr>
+    </w:tbl>
+    <w:p>
+      <w:pPr>
+        <w:spacing w:after="80"/>
+      </w:pPr>
+    </w:p>
+    <w:p>
+      <w:pPr>
+        <w:pStyle w:val="Heading2"/>
+      </w:pPr>
+      <w:r>
+        <w:rPr>
+          <w:color w:val="C25A36"/>
+        </w:rPr>
+        <w:t xml:space="preserve">C-16  </w:t>
+      </w:r>
+      <w:r>
+        <w:t>Mapa corporal: ¿cada zona va en la vista de frente, en la de espalda, o en ambas?</w:t>
+      </w:r>
+    </w:p>
+    <w:p>
+      <w:pPr>
+        <w:spacing w:after="40"/>
+      </w:pPr>
+      <w:r>
+        <w:rPr>
+          <w:i/>
+          <w:color w:val="8A6F5E"/>
+          <w:sz w:val="18"/>
+        </w:rPr>
+        <w:t>Formulario de síntomas  ·  Mapa corporal  ·  Informe para el médico</w:t>
+      </w:r>
+    </w:p>
+    <w:p>
+      <w:pPr>
+        <w:keepNext/>
+        <w:spacing w:before="160" w:after="40"/>
+      </w:pPr>
+      <w:r>
+        <w:rPr>
+          <w:b/>
+          <w:color w:val="C25A36"/>
+          <w:sz w:val="18"/>
+        </w:rPr>
+        <w:t>¿PARA QUÉ SE USA EN LA APP?</w:t>
+      </w:r>
+    </w:p>
+    <w:p>
+      <w:pPr>
+        <w:spacing w:after="80"/>
+      </w:pPr>
+      <w:r>
+        <w:rPr>
+          <w:b w:val="0"/>
+        </w:rPr>
+        <w:t xml:space="preserve">En la pantalla del </w:t>
+      </w:r>
+      <w:r>
+        <w:rPr>
+          <w:b/>
+        </w:rPr>
+        <w:t>mapa corporal</w:t>
+      </w:r>
+      <w:r>
+        <w:rPr>
+          <w:b w:val="0"/>
+        </w:rPr>
+        <w:t xml:space="preserve">, la paciente marca sobre una silueta </w:t>
+      </w:r>
+      <w:r>
+        <w:rPr>
+          <w:b/>
+        </w:rPr>
+        <w:t>dónde le duele</w:t>
+      </w:r>
+      <w:r>
+        <w:rPr>
+          <w:b w:val="0"/>
+        </w:rPr>
+        <w:t xml:space="preserve">. Cada marca guarda dos cosas: la </w:t>
+      </w:r>
+      <w:r>
+        <w:rPr>
+          <w:b/>
+        </w:rPr>
+        <w:t>zona anatómica</w:t>
+      </w:r>
+      <w:r>
+        <w:rPr>
+          <w:b w:val="0"/>
+        </w:rPr>
+        <w:t xml:space="preserve"> (las ocho que usted ya revisó en el punto C-14) y el </w:t>
+      </w:r>
+      <w:r>
+        <w:rPr>
+          <w:b/>
+        </w:rPr>
+        <w:t>lado</w:t>
+      </w:r>
+      <w:r>
+        <w:rPr>
+          <w:b w:val="0"/>
+        </w:rPr>
+        <w:t xml:space="preserve">: </w:t>
+      </w:r>
+      <w:r>
+        <w:rPr>
+          <w:b/>
+        </w:rPr>
+        <w:t>frente</w:t>
+      </w:r>
+      <w:r>
+        <w:rPr>
+          <w:b w:val="0"/>
+        </w:rPr>
+        <w:t xml:space="preserve"> o </w:t>
+      </w:r>
+      <w:r>
+        <w:rPr>
+          <w:b/>
+        </w:rPr>
+        <w:t>espalda</w:t>
+      </w:r>
+      <w:r>
+        <w:rPr>
+          <w:b w:val="0"/>
+        </w:rPr>
+        <w:t>.</w:t>
+      </w:r>
+    </w:p>
+    <w:p>
+      <w:pPr>
+        <w:spacing w:after="80"/>
+      </w:pPr>
+      <w:r>
+        <w:rPr>
+          <w:b w:val="0"/>
+        </w:rPr>
+        <w:t xml:space="preserve">Las zonas están ratificadas. </w:t>
+      </w:r>
+      <w:r>
+        <w:rPr>
+          <w:b/>
+        </w:rPr>
+        <w:t>El reparto entre frente y espalda no lo está</w:t>
+      </w:r>
+      <w:r>
+        <w:rPr>
+          <w:b w:val="0"/>
+        </w:rPr>
+        <w:t>, y no hemos encontrado ninguna fuente publicada que lo establezca.</w:t>
+      </w:r>
+    </w:p>
+    <w:p>
+      <w:pPr>
+        <w:spacing w:after="80"/>
+      </w:pPr>
+      <w:r>
+        <w:rPr>
+          <w:b w:val="0"/>
+        </w:rPr>
+        <w:t xml:space="preserve">Importa más de lo que parece: ese dato </w:t>
+      </w:r>
+      <w:r>
+        <w:rPr>
+          <w:b/>
+        </w:rPr>
+        <w:t>nunca se le muestra de vuelta a la paciente</w:t>
+      </w:r>
+      <w:r>
+        <w:rPr>
+          <w:b w:val="0"/>
+        </w:rPr>
+        <w:t xml:space="preserve">, y la primera versión </w:t>
+      </w:r>
+      <w:r>
+        <w:rPr>
+          <w:b/>
+        </w:rPr>
+        <w:t>no permite corregir ni borrar</w:t>
+      </w:r>
+      <w:r>
+        <w:rPr>
+          <w:b w:val="0"/>
+        </w:rPr>
+        <w:t xml:space="preserve"> un síntoma ya registrado. Un valor equivocado se escribe una sola vez, de forma invisible, y ya no se puede arreglar. Más adelante estas marcas se dibujarán como un </w:t>
+      </w:r>
+      <w:r>
+        <w:rPr>
+          <w:b/>
+        </w:rPr>
+        <w:t>mapa de calor sobre una figura humana</w:t>
+      </w:r>
+      <w:r>
+        <w:rPr>
+          <w:b w:val="0"/>
+        </w:rPr>
+        <w:t>, que es donde un reparto equivocado se convertiría en una afirmación anatómica visible.</w:t>
+      </w:r>
+    </w:p>
+    <w:p>
+      <w:pPr>
+        <w:keepNext/>
+        <w:spacing w:before="160" w:after="40"/>
+      </w:pPr>
+      <w:r>
+        <w:rPr>
+          <w:b/>
+          <w:color w:val="C25A36"/>
+          <w:sz w:val="18"/>
+        </w:rPr>
+        <w:t>AQUÍ NO HAY DECISIÓN PROVISIONAL DE CAROLINA</w:t>
+      </w:r>
+    </w:p>
+    <w:tbl>
+      <w:tblPr>
+        <w:tblW w:type="auto" w:w="0"/>
+        <w:jc w:val="center"/>
+        <w:tblLayout w:type="fixed"/>
+        <w:tblLook w:firstColumn="1" w:firstRow="1" w:lastColumn="0" w:lastRow="0" w:noHBand="0" w:noVBand="1" w:val="04A0"/>
+        <w:tblBorders>
+          <w:top w:val="single" w:sz="4" w:space="0" w:color="EEEDFE"/>
+          <w:left w:val="single" w:sz="4" w:space="0" w:color="EEEDFE"/>
+          <w:bottom w:val="single" w:sz="4" w:space="0" w:color="EEEDFE"/>
+          <w:right w:val="single" w:sz="4" w:space="0" w:color="EEEDFE"/>
+          <w:insideH w:val="single" w:sz="4" w:space="0" w:color="EEEDFE"/>
+          <w:insideV w:val="single" w:sz="4" w:space="0" w:color="EEEDFE"/>
+        </w:tblBorders>
+      </w:tblPr>
+      <w:tblGrid>
+        <w:gridCol w:w="9632"/>
+      </w:tblGrid>
+      <w:tr>
+        <w:trPr>
+          <w:cantSplit w:val="true"/>
+        </w:trPr>
+        <w:tc>
+          <w:tcPr>
+            <w:tcW w:type="dxa" w:w="9354"/>
+            <w:shd w:val="clear" w:color="auto" w:fill="EEEDFE"/>
+            <w:tcMar>
+              <w:top w:w="120" w:type="dxa"/>
+              <w:bottom w:w="120" w:type="dxa"/>
+              <w:start w:w="180" w:type="dxa"/>
+              <w:end w:w="180" w:type="dxa"/>
+            </w:tcMar>
+          </w:tcPr>
+          <w:p>
+            <w:pPr>
+              <w:spacing w:after="60"/>
+            </w:pPr>
+            <w:r/>
+            <w:r>
+              <w:rPr>
+                <w:b/>
+                <w:color w:val="8A6F5E"/>
+                <w:sz w:val="18"/>
+              </w:rPr>
+              <w:t>NOTA</w:t>
+            </w:r>
+          </w:p>
+          <w:p>
+            <w:pPr>
+              <w:spacing w:after="60"/>
+            </w:pPr>
+            <w:r>
+              <w:rPr>
+                <w:b w:val="0"/>
+                <w:sz w:val="21"/>
+              </w:rPr>
+              <w:t xml:space="preserve">Este es el único punto del documento </w:t>
+            </w:r>
+            <w:r>
+              <w:rPr>
+                <w:b/>
+                <w:sz w:val="21"/>
+              </w:rPr>
+              <w:t>sin una decisión provisional</w:t>
+            </w:r>
+            <w:r>
+              <w:rPr>
+                <w:b w:val="0"/>
+                <w:sz w:val="21"/>
+              </w:rPr>
+              <w:t>. Carolina consideró que es una pregunta clínica y prefirió no inventar una respuesta.</w:t>
+            </w:r>
+          </w:p>
+        </w:tc>
+      </w:tr>
+    </w:tbl>
+    <w:p>
+      <w:pPr>
+        <w:spacing w:after="40"/>
+      </w:pPr>
+    </w:p>
+    <w:p>
+      <w:pPr>
+        <w:spacing w:after="80"/>
+      </w:pPr>
+      <w:r>
+        <w:rPr>
+          <w:b/>
+        </w:rPr>
+        <w:t>Mientras usted no lo resuelva, la versión 1 sale con una sola silueta, sin selector de frente/espalda, y no guarda ningún lado.</w:t>
+      </w:r>
+      <w:r>
+        <w:rPr>
+          <w:b w:val="0"/>
+        </w:rPr>
+        <w:t xml:space="preserve"> Así no se almacena nada sin validar y no se cierra ninguna puerta: cuando usted responda, se añade el selector y nada de lo ya guardado queda mal.</w:t>
+      </w:r>
+    </w:p>
+    <w:p>
+      <w:pPr>
+        <w:spacing w:after="80"/>
+      </w:pPr>
+      <w:r>
+        <w:rPr>
+          <w:b/>
+          <w:color w:val="8A6F5E"/>
+          <w:sz w:val="18"/>
+        </w:rPr>
+        <w:t xml:space="preserve">En qué se basa: </w:t>
+      </w:r>
+      <w:r>
+        <w:rPr>
+          <w:color w:val="8A6F5E"/>
+          <w:sz w:val="18"/>
+        </w:rPr>
+        <w:t>Ninguna: es una pregunta abierta, no un valor tomado de la literatura.</w:t>
+      </w:r>
+    </w:p>
+    <w:tbl>
+      <w:tblPr>
+        <w:tblW w:type="auto" w:w="0"/>
+        <w:jc w:val="center"/>
+        <w:tblLayout w:type="fixed"/>
+        <w:tblLook w:firstColumn="1" w:firstRow="1" w:lastColumn="0" w:lastRow="0" w:noHBand="0" w:noVBand="1" w:val="04A0"/>
+        <w:tblBorders>
+          <w:top w:val="single" w:sz="4" w:space="0" w:color="D9D2C8"/>
+          <w:left w:val="single" w:sz="4" w:space="0" w:color="D9D2C8"/>
+          <w:bottom w:val="single" w:sz="4" w:space="0" w:color="D9D2C8"/>
+          <w:right w:val="single" w:sz="4" w:space="0" w:color="D9D2C8"/>
+          <w:insideH w:val="single" w:sz="4" w:space="0" w:color="D9D2C8"/>
+          <w:insideV w:val="single" w:sz="4" w:space="0" w:color="D9D2C8"/>
+        </w:tblBorders>
+      </w:tblPr>
+      <w:tblGrid>
+        <w:gridCol w:w="9632"/>
+      </w:tblGrid>
+      <w:tr>
+        <w:trPr>
+          <w:cantSplit w:val="true"/>
+        </w:trPr>
+        <w:tc>
+          <w:tcPr>
+            <w:tcW w:type="dxa" w:w="9354"/>
+            <w:tcMar>
+              <w:top w:w="100" w:type="dxa"/>
+              <w:bottom w:w="100" w:type="dxa"/>
+              <w:start w:w="180" w:type="dxa"/>
+              <w:end w:w="180" w:type="dxa"/>
+            </w:tcMar>
+            <w:shd w:val="clear" w:color="auto" w:fill="E4EADD"/>
+          </w:tcPr>
+          <w:p>
+            <w:pPr>
+              <w:keepNext/>
+              <w:spacing w:after="60"/>
+            </w:pPr>
+            <w:r/>
+            <w:r>
+              <w:rPr>
+                <w:b/>
+                <w:color w:val="7B8F6B"/>
+                <w:sz w:val="18"/>
+              </w:rPr>
+              <w:t>PREGUNTA PARA USTED</w:t>
+            </w:r>
+          </w:p>
+          <w:p>
+            <w:pPr>
+              <w:keepNext/>
+              <w:spacing w:after="60"/>
+            </w:pPr>
+            <w:r>
+              <w:rPr>
+                <w:b w:val="0"/>
+                <w:sz w:val="21"/>
+              </w:rPr>
+              <w:t>Para cada zona —</w:t>
+            </w:r>
+            <w:r>
+              <w:rPr>
+                <w:b/>
+                <w:sz w:val="21"/>
+              </w:rPr>
+              <w:t>bajo vientre, pelvis, zona lumbar (espalda baja), piernas, intestinal/rectal, vejiga, vaginal, pecho u hombro</w:t>
+            </w:r>
+            <w:r>
+              <w:rPr>
+                <w:b w:val="0"/>
+                <w:sz w:val="21"/>
+              </w:rPr>
+              <w:t xml:space="preserve">—, ¿la aplicación debería ofrecerla en la vista </w:t>
+            </w:r>
+            <w:r>
+              <w:rPr>
+                <w:b/>
+                <w:sz w:val="21"/>
+              </w:rPr>
+              <w:t>de frente</w:t>
+            </w:r>
+            <w:r>
+              <w:rPr>
+                <w:b w:val="0"/>
+                <w:sz w:val="21"/>
+              </w:rPr>
+              <w:t xml:space="preserve">, en la de </w:t>
+            </w:r>
+            <w:r>
+              <w:rPr>
+                <w:b/>
+                <w:sz w:val="21"/>
+              </w:rPr>
+              <w:t>espalda</w:t>
+            </w:r>
+            <w:r>
+              <w:rPr>
+                <w:b w:val="0"/>
+                <w:sz w:val="21"/>
+              </w:rPr>
+              <w:t xml:space="preserve">, en </w:t>
+            </w:r>
+            <w:r>
+              <w:rPr>
+                <w:b/>
+                <w:sz w:val="21"/>
+              </w:rPr>
+              <w:t>ambas</w:t>
+            </w:r>
+            <w:r>
+              <w:rPr>
+                <w:b w:val="0"/>
+                <w:sz w:val="21"/>
+              </w:rPr>
+              <w:t xml:space="preserve">, o </w:t>
+            </w:r>
+            <w:r>
+              <w:rPr>
+                <w:b/>
+                <w:sz w:val="21"/>
+              </w:rPr>
+              <w:t>no preguntar el lado</w:t>
+            </w:r>
+            <w:r>
+              <w:rPr>
+                <w:b w:val="0"/>
+                <w:sz w:val="21"/>
+              </w:rPr>
+              <w:t xml:space="preserve"> en esa zona?</w:t>
+            </w:r>
+          </w:p>
+          <w:p>
+            <w:pPr>
+              <w:keepNext/>
+              <w:spacing w:after="60"/>
+            </w:pPr>
+            <w:r>
+              <w:rPr>
+                <w:b w:val="0"/>
+                <w:sz w:val="21"/>
+              </w:rPr>
+              <w:t xml:space="preserve">Tenga en cuenta que </w:t>
+            </w:r>
+            <w:r>
+              <w:rPr>
+                <w:b/>
+                <w:sz w:val="21"/>
+              </w:rPr>
+              <w:t>«pecho u hombro»</w:t>
+            </w:r>
+            <w:r>
+              <w:rPr>
+                <w:b w:val="0"/>
+                <w:sz w:val="21"/>
+              </w:rPr>
+              <w:t xml:space="preserve"> está en el vocabulario precisamente por el </w:t>
+            </w:r>
+            <w:r>
+              <w:rPr>
+                <w:b/>
+                <w:sz w:val="21"/>
+              </w:rPr>
+              <w:t>dolor referido de hombro por irritación del nervio frénico</w:t>
+            </w:r>
+            <w:r>
+              <w:rPr>
+                <w:b w:val="0"/>
+                <w:sz w:val="21"/>
+              </w:rPr>
+              <w:t>, que no es limpiamente anterior ni posterior. Si su respuesta es «registren dónde señala la paciente y no pregunten frente o espalda», es una respuesta válida y el selector se queda fuera.</w:t>
             </w:r>
           </w:p>
         </w:tc>
@@ -17836,6 +18540,163 @@
               <w:start w:w="120" w:type="dxa"/>
               <w:end w:w="120" w:type="dxa"/>
             </w:tcMar>
+          </w:tcPr>
+          <w:p>
+            <w:r/>
+          </w:p>
+        </w:tc>
+      </w:tr>
+      <w:tr>
+        <w:trPr>
+          <w:cantSplit w:val="true"/>
+        </w:trPr>
+        <w:tc>
+          <w:tcPr>
+            <w:tcW w:type="dxa" w:w="737"/>
+            <w:tcMar>
+              <w:top w:w="80" w:type="dxa"/>
+              <w:bottom w:w="80" w:type="dxa"/>
+              <w:start w:w="120" w:type="dxa"/>
+              <w:end w:w="120" w:type="dxa"/>
+            </w:tcMar>
+            <w:shd w:val="clear" w:color="auto" w:fill="FAF6EF"/>
+          </w:tcPr>
+          <w:p>
+            <w:r/>
+            <w:r>
+              <w:rPr>
+                <w:b w:val="0"/>
+                <w:sz w:val="18"/>
+              </w:rPr>
+              <w:t>C-16</w:t>
+            </w:r>
+          </w:p>
+        </w:tc>
+        <w:tc>
+          <w:tcPr>
+            <w:tcW w:type="dxa" w:w="3061"/>
+            <w:tcMar>
+              <w:top w:w="80" w:type="dxa"/>
+              <w:bottom w:w="80" w:type="dxa"/>
+              <w:start w:w="120" w:type="dxa"/>
+              <w:end w:w="120" w:type="dxa"/>
+            </w:tcMar>
+            <w:shd w:val="clear" w:color="auto" w:fill="FAF6EF"/>
+          </w:tcPr>
+          <w:p>
+            <w:r/>
+            <w:r>
+              <w:rPr>
+                <w:b w:val="0"/>
+                <w:sz w:val="18"/>
+              </w:rPr>
+              <w:t>Mapa corporal: frente / espalda</w:t>
+            </w:r>
+          </w:p>
+        </w:tc>
+        <w:tc>
+          <w:tcPr>
+            <w:tcW w:type="dxa" w:w="1077"/>
+            <w:tcMar>
+              <w:top w:w="80" w:type="dxa"/>
+              <w:bottom w:w="80" w:type="dxa"/>
+              <w:start w:w="120" w:type="dxa"/>
+              <w:end w:w="120" w:type="dxa"/>
+            </w:tcMar>
+            <w:shd w:val="clear" w:color="auto" w:fill="FAF6EF"/>
+          </w:tcPr>
+          <w:p>
+            <w:pPr>
+              <w:jc w:val="center"/>
+            </w:pPr>
+            <w:r>
+              <w:rPr>
+                <w:rFonts w:ascii="Segoe UI Symbol" w:hAnsi="Segoe UI Symbol"/>
+                <w:sz w:val="24"/>
+              </w:rPr>
+            </w:r>
+            <w:r>
+              <w:rPr>
+                <w:rFonts w:ascii="Segoe UI Symbol" w:hAnsi="Segoe UI Symbol"/>
+                <w:b w:val="0"/>
+                <w:sz w:val="24"/>
+              </w:rPr>
+              <w:t>☐</w:t>
+            </w:r>
+          </w:p>
+        </w:tc>
+        <w:tc>
+          <w:tcPr>
+            <w:tcW w:type="dxa" w:w="1077"/>
+            <w:tcMar>
+              <w:top w:w="80" w:type="dxa"/>
+              <w:bottom w:w="80" w:type="dxa"/>
+              <w:start w:w="120" w:type="dxa"/>
+              <w:end w:w="120" w:type="dxa"/>
+            </w:tcMar>
+            <w:shd w:val="clear" w:color="auto" w:fill="FAF6EF"/>
+          </w:tcPr>
+          <w:p>
+            <w:pPr>
+              <w:jc w:val="center"/>
+            </w:pPr>
+            <w:r>
+              <w:rPr>
+                <w:rFonts w:ascii="Segoe UI Symbol" w:hAnsi="Segoe UI Symbol"/>
+                <w:sz w:val="24"/>
+              </w:rPr>
+            </w:r>
+            <w:r>
+              <w:rPr>
+                <w:rFonts w:ascii="Segoe UI Symbol" w:hAnsi="Segoe UI Symbol"/>
+                <w:b w:val="0"/>
+                <w:sz w:val="24"/>
+              </w:rPr>
+              <w:t>☐</w:t>
+            </w:r>
+          </w:p>
+        </w:tc>
+        <w:tc>
+          <w:tcPr>
+            <w:tcW w:type="dxa" w:w="1191"/>
+            <w:tcMar>
+              <w:top w:w="80" w:type="dxa"/>
+              <w:bottom w:w="80" w:type="dxa"/>
+              <w:start w:w="120" w:type="dxa"/>
+              <w:end w:w="120" w:type="dxa"/>
+            </w:tcMar>
+            <w:shd w:val="clear" w:color="auto" w:fill="FAF6EF"/>
+          </w:tcPr>
+          <w:p>
+            <w:pPr>
+              <w:jc w:val="center"/>
+            </w:pPr>
+            <w:r>
+              <w:rPr>
+                <w:rFonts w:ascii="Segoe UI Symbol" w:hAnsi="Segoe UI Symbol"/>
+                <w:sz w:val="24"/>
+              </w:rPr>
+            </w:r>
+            <w:r>
+              <w:rPr>
+                <w:rFonts w:ascii="Segoe UI Symbol" w:hAnsi="Segoe UI Symbol"/>
+                <w:b w:val="0"/>
+                <w:sz w:val="24"/>
+              </w:rPr>
+              <w:t>☐</w:t>
+            </w:r>
+          </w:p>
+        </w:tc>
+        <w:tc>
+          <w:tcPr>
+            <w:tcW w:type="dxa" w:w="2494"/>
+            <w:tcMar>
+              <w:top w:w="80" w:type="dxa"/>
+              <w:bottom w:w="80" w:type="dxa"/>
+              <w:start w:w="120" w:type="dxa"/>
+              <w:end w:w="120" w:type="dxa"/>
+            </w:tcMar>
+            <w:shd w:val="clear" w:color="auto" w:fill="FAF6EF"/>
           </w:tcPr>
           <w:p>
             <w:r/>

--- a/docs/superpowers/specs/2026-05-31-build-strategy/lumen-revision-clinica-especialista.docx
+++ b/docs/superpowers/specs/2026-05-31-build-strategy/lumen-revision-clinica-especialista.docx
@@ -15815,6 +15815,68 @@
                 <w:sz w:val="21"/>
               </w:rPr>
               <w:t>, que no es limpiamente anterior ni posterior. Si su respuesta es «registren dónde señala la paciente y no pregunten frente o espalda», es una respuesta válida y el selector se queda fuera.</w:t>
+            </w:r>
+          </w:p>
+          <w:p>
+            <w:pPr>
+              <w:keepNext/>
+              <w:spacing w:after="60"/>
+            </w:pPr>
+            <w:r>
+              <w:rPr>
+                <w:b/>
+                <w:sz w:val="21"/>
+              </w:rPr>
+              <w:t>Segunda pregunta, dentro del mismo punto:</w:t>
+            </w:r>
+            <w:r>
+              <w:rPr>
+                <w:b w:val="0"/>
+                <w:sz w:val="21"/>
+              </w:rPr>
+              <w:t xml:space="preserve"> en la lista de ocho zonas </w:t>
+            </w:r>
+            <w:r>
+              <w:rPr>
+                <w:b/>
+                <w:sz w:val="21"/>
+              </w:rPr>
+              <w:t>no hay ninguna para el abdomen superior</w:t>
+            </w:r>
+            <w:r>
+              <w:rPr>
+                <w:b w:val="0"/>
+                <w:sz w:val="21"/>
+              </w:rPr>
+              <w:t xml:space="preserve"> (la zona por debajo de las costillas y por encima del ombligo). Hoy, en la silueta, un toque en esa zona se registra como </w:t>
+            </w:r>
+            <w:r>
+              <w:rPr>
+                <w:b/>
+                <w:sz w:val="21"/>
+              </w:rPr>
+              <w:t>«pecho u hombro»</w:t>
+            </w:r>
+            <w:r>
+              <w:rPr>
+                <w:b w:val="0"/>
+                <w:sz w:val="21"/>
+              </w:rPr>
+              <w:t xml:space="preserve">, sencillamente porque es la zona marcada más cercana. ¿Conviene añadir una zona de abdomen superior, conviene que esa franja </w:t>
+            </w:r>
+            <w:r>
+              <w:rPr>
+                <w:b/>
+                <w:sz w:val="21"/>
+              </w:rPr>
+              <w:t>no sea tocable</w:t>
+            </w:r>
+            <w:r>
+              <w:rPr>
+                <w:b w:val="0"/>
+                <w:sz w:val="21"/>
+              </w:rPr>
+              <w:t xml:space="preserve"> (y la paciente la elija de la lista escrita), o le parece aceptable que se registre como «pecho u hombro»?</w:t>
             </w:r>
           </w:p>
         </w:tc>
